--- a/docs/reference-forms/output/TAI-FORM-C044-blank.docx
+++ b/docs/reference-forms/output/TAI-FORM-C044-blank.docx
@@ -114,7 +114,7 @@
                 <w:sz w:val="20"/>
                 <w:szCs w:val="20"/>
               </w:rPr>
-              <w:t xml:space="preserve">화학물질/제품명: </w:t>
+              <w:t xml:space="preserve">물질명/제품명: </w:t>
             </w:r>
           </w:p>
         </w:tc>
@@ -215,7 +215,7 @@
                 <w:sz w:val="20"/>
                 <w:szCs w:val="20"/>
               </w:rPr>
-              <w:t xml:space="preserve">작업대상 또는 적용 작업: </w:t>
+              <w:t xml:space="preserve">대상·적용 작업: </w:t>
             </w:r>
           </w:p>
         </w:tc>
